--- a/eng/docx/05.content.docx
+++ b/eng/docx/05.content.docx
@@ -37015,19 +37015,7 @@
         <w:rPr>
           <w:lang w:val="en_US" w:bidi="en_US"/>
         </w:rPr>
-        <w:t xml:space="preserve"> This statement supports the traditional view that Moses wrote the book of Deuteronomy (see </w:t>
-      </w:r>
-      <w:r>
-        <w:rPr>
-          <w:lang w:val="en_US" w:bidi="en_US"/>
-        </w:rPr>
-        <w:t>Deuteronomy Book Introduction</w:t>
-      </w:r>
-      <w:r>
-        <w:rPr>
-          <w:lang w:val="en_US" w:bidi="en_US"/>
-        </w:rPr>
-        <w:t>, “Authorship”).</w:t>
+        <w:t xml:space="preserve"> This statement supports the traditional view that Moses wrote the book of Deuteronomy (see Deuteronomy Book Introduction, “Authorship”).</w:t>
       </w:r>
       <w:r>
         <w:rPr>
@@ -43227,19 +43215,7 @@
         <w:rPr>
           <w:lang w:val="en_US" w:bidi="en_US"/>
         </w:rPr>
-        <w:t xml:space="preserve"> refers to the time of Deuteronomy’s final composition (see </w:t>
-      </w:r>
-      <w:r>
-        <w:rPr>
-          <w:lang w:val="en_US" w:bidi="en_US"/>
-        </w:rPr>
-        <w:t>Genesis Book Introduction</w:t>
-      </w:r>
-      <w:r>
-        <w:rPr>
-          <w:lang w:val="en_US" w:bidi="en_US"/>
-        </w:rPr>
-        <w:t>, “Authorship”).</w:t>
+        <w:t xml:space="preserve"> refers to the time of Deuteronomy’s final composition (see Genesis Book Introduction, “Authorship”).</w:t>
       </w:r>
       <w:r>
         <w:rPr>
